--- a/content/articles/HairProVoices_Y2K-Hair-Is-Back_-5-Throwback-Trends-Making-a-Comeback_2026-08-17.docx
+++ b/content/articles/HairProVoices_Y2K-Hair-Is-Back_-5-Throwback-Trends-Making-a-Comeback_2026-08-17.docx
@@ -1285,58 +1285,8 @@
           <w:rFonts w:cs="Calibri"/>
           <w:noProof/>
         </w:rPr>
-        <w:lastRenderedPageBreak/>
         <w:drawing>
-          <wp:inline distT="114300" distB="114300" distL="114300" distR="114300" wp14:anchorId="5D171235" wp14:editId="57FF6D73">
-            <wp:extent cx="2851265" cy="3785870"/>
-            <wp:effectExtent l="0" t="0" r="6350" b="0"/>
-            <wp:docPr id="7" name="image5.jpg" descr="A side bangs with a half up, half down gives volume and is still soft."/>
-            <wp:cNvGraphicFramePr/>
-            <a:graphic xmlns:a="http://schemas.openxmlformats.org/drawingml/2006/main">
-              <a:graphicData uri="http://schemas.openxmlformats.org/drawingml/2006/picture">
-                <pic:pic xmlns:pic="http://schemas.openxmlformats.org/drawingml/2006/picture">
-                  <pic:nvPicPr>
-                    <pic:cNvPr id="7" name="image5.jpg" descr="A side bangs with a half up, half down gives volume and is still soft."/>
-                    <pic:cNvPicPr preferRelativeResize="0"/>
-                  </pic:nvPicPr>
-                  <pic:blipFill rotWithShape="1">
-                    <a:blip r:embed="rId18"/>
-                    <a:srcRect l="-1" r="1634"/>
-                    <a:stretch>
-                      <a:fillRect/>
-                    </a:stretch>
-                  </pic:blipFill>
-                  <pic:spPr bwMode="auto">
-                    <a:xfrm>
-                      <a:off x="0" y="0"/>
-                      <a:ext cx="2851504" cy="3786188"/>
-                    </a:xfrm>
-                    <a:prstGeom prst="rect">
-                      <a:avLst/>
-                    </a:prstGeom>
-                    <a:ln>
-                      <a:noFill/>
-                    </a:ln>
-                    <a:extLst>
-                      <a:ext uri="{53640926-AAD7-44D8-BBD7-CCE9431645EC}">
-                        <a14:shadowObscured xmlns:a14="http://schemas.microsoft.com/office/drawing/2010/main"/>
-                      </a:ext>
-                    </a:extLst>
-                  </pic:spPr>
-                </pic:pic>
-              </a:graphicData>
-            </a:graphic>
-          </wp:inline>
-        </w:drawing>
-      </w:r>
-      <w:r>
-        <w:rPr>
-          <w:rFonts w:cs="Calibri"/>
-          <w:noProof/>
-        </w:rPr>
-        <w:lastRenderedPageBreak/>
-        <w:drawing>
-          <wp:inline distT="0" distB="0" distL="0" distR="0" wp14:anchorId="28CD5A4E" wp14:editId="61A5E4EE">
+          <wp:inline distT="0" distB="0" distL="0" distR="0" wp14:anchorId="28CD5A4E" wp14:editId="388EB814">
             <wp:extent cx="5943600" cy="4457700"/>
             <wp:effectExtent l="0" t="0" r="0" b="0"/>
             <wp:docPr id="1826596598" name="Picture 17" descr="A sleek, slick-back bun with gel and hairclips as decoration."/>
@@ -1351,7 +1301,7 @@
                     <pic:cNvPicPr/>
                   </pic:nvPicPr>
                   <pic:blipFill>
-                    <a:blip r:embed="rId19"/>
+                    <a:blip r:embed="rId18"/>
                     <a:stretch>
                       <a:fillRect/>
                     </a:stretch>
@@ -1379,14 +1329,6 @@
           <w:rFonts w:cs="Calibri"/>
         </w:rPr>
       </w:pPr>
-    </w:p>
-    <w:p>
-      <w:pPr>
-        <w:spacing w:before="240" w:after="240"/>
-        <w:rPr>
-          <w:rFonts w:cs="Calibri"/>
-        </w:rPr>
-      </w:pPr>
       <w:r>
         <w:rPr>
           <w:rFonts w:cs="Calibri"/>
@@ -1409,7 +1351,7 @@
                     <pic:cNvPicPr/>
                   </pic:nvPicPr>
                   <pic:blipFill>
-                    <a:blip r:embed="rId20"/>
+                    <a:blip r:embed="rId19"/>
                     <a:stretch>
                       <a:fillRect/>
                     </a:stretch>
@@ -1450,7 +1392,7 @@
                     <pic:cNvPicPr/>
                   </pic:nvPicPr>
                   <pic:blipFill rotWithShape="1">
-                    <a:blip r:embed="rId21"/>
+                    <a:blip r:embed="rId20"/>
                     <a:srcRect l="10630" t="10630" r="2087" b="29130"/>
                     <a:stretch>
                       <a:fillRect/>
@@ -1487,14 +1429,6 @@
           <w:rFonts w:cs="Calibri"/>
         </w:rPr>
       </w:pPr>
-    </w:p>
-    <w:p>
-      <w:pPr>
-        <w:spacing w:before="240" w:after="240"/>
-        <w:rPr>
-          <w:rFonts w:cs="Calibri"/>
-        </w:rPr>
-      </w:pPr>
       <w:r>
         <w:rPr>
           <w:rFonts w:cs="Calibri"/>
@@ -1604,6 +1538,56 @@
                 <pic:pic xmlns:pic="http://schemas.openxmlformats.org/drawingml/2006/picture">
                   <pic:nvPicPr>
                     <pic:cNvPr id="1361885409" name="Picture 5" descr="An alternating between blonde and brown hair creates a raccoon tail pattern."/>
+                    <pic:cNvPicPr/>
+                  </pic:nvPicPr>
+                  <pic:blipFill>
+                    <a:blip r:embed="rId21"/>
+                    <a:stretch>
+                      <a:fillRect/>
+                    </a:stretch>
+                  </pic:blipFill>
+                  <pic:spPr>
+                    <a:xfrm>
+                      <a:off x="0" y="0"/>
+                      <a:ext cx="5943600" cy="4457700"/>
+                    </a:xfrm>
+                    <a:prstGeom prst="rect">
+                      <a:avLst/>
+                    </a:prstGeom>
+                  </pic:spPr>
+                </pic:pic>
+              </a:graphicData>
+            </a:graphic>
+          </wp:inline>
+        </w:drawing>
+      </w:r>
+    </w:p>
+    <w:p>
+      <w:pPr>
+        <w:spacing w:before="240" w:after="240"/>
+        <w:rPr>
+          <w:rFonts w:cs="Calibri"/>
+        </w:rPr>
+      </w:pPr>
+      <w:r>
+        <w:rPr>
+          <w:rFonts w:cs="Calibri"/>
+          <w:noProof/>
+        </w:rPr>
+        <w:lastRenderedPageBreak/>
+        <w:drawing>
+          <wp:inline distT="0" distB="0" distL="0" distR="0" wp14:anchorId="525807C1" wp14:editId="184536D3">
+            <wp:extent cx="5943600" cy="4457700"/>
+            <wp:effectExtent l="0" t="0" r="0" b="0"/>
+            <wp:docPr id="897260855" name="Picture 1" descr="Using a different color for the raccoon tail helps it pop."/>
+            <wp:cNvGraphicFramePr>
+              <a:graphicFrameLocks xmlns:a="http://schemas.openxmlformats.org/drawingml/2006/main" noChangeAspect="1"/>
+            </wp:cNvGraphicFramePr>
+            <a:graphic xmlns:a="http://schemas.openxmlformats.org/drawingml/2006/main">
+              <a:graphicData uri="http://schemas.openxmlformats.org/drawingml/2006/picture">
+                <pic:pic xmlns:pic="http://schemas.openxmlformats.org/drawingml/2006/picture">
+                  <pic:nvPicPr>
+                    <pic:cNvPr id="897260855" name="Picture 1" descr="Using a different color for the raccoon tail helps it pop."/>
                     <pic:cNvPicPr/>
                   </pic:nvPicPr>
                   <pic:blipFill>
@@ -1635,56 +1619,6 @@
           <w:rFonts w:cs="Calibri"/>
         </w:rPr>
       </w:pPr>
-      <w:r>
-        <w:rPr>
-          <w:rFonts w:cs="Calibri"/>
-          <w:noProof/>
-        </w:rPr>
-        <w:lastRenderedPageBreak/>
-        <w:drawing>
-          <wp:inline distT="0" distB="0" distL="0" distR="0" wp14:anchorId="525807C1" wp14:editId="184536D3">
-            <wp:extent cx="5943600" cy="4457700"/>
-            <wp:effectExtent l="0" t="0" r="0" b="0"/>
-            <wp:docPr id="897260855" name="Picture 1" descr="Using a different color for the raccoon tail helps it pop."/>
-            <wp:cNvGraphicFramePr>
-              <a:graphicFrameLocks xmlns:a="http://schemas.openxmlformats.org/drawingml/2006/main" noChangeAspect="1"/>
-            </wp:cNvGraphicFramePr>
-            <a:graphic xmlns:a="http://schemas.openxmlformats.org/drawingml/2006/main">
-              <a:graphicData uri="http://schemas.openxmlformats.org/drawingml/2006/picture">
-                <pic:pic xmlns:pic="http://schemas.openxmlformats.org/drawingml/2006/picture">
-                  <pic:nvPicPr>
-                    <pic:cNvPr id="897260855" name="Picture 1" descr="Using a different color for the raccoon tail helps it pop."/>
-                    <pic:cNvPicPr/>
-                  </pic:nvPicPr>
-                  <pic:blipFill>
-                    <a:blip r:embed="rId23"/>
-                    <a:stretch>
-                      <a:fillRect/>
-                    </a:stretch>
-                  </pic:blipFill>
-                  <pic:spPr>
-                    <a:xfrm>
-                      <a:off x="0" y="0"/>
-                      <a:ext cx="5943600" cy="4457700"/>
-                    </a:xfrm>
-                    <a:prstGeom prst="rect">
-                      <a:avLst/>
-                    </a:prstGeom>
-                  </pic:spPr>
-                </pic:pic>
-              </a:graphicData>
-            </a:graphic>
-          </wp:inline>
-        </w:drawing>
-      </w:r>
-    </w:p>
-    <w:p>
-      <w:pPr>
-        <w:spacing w:before="240" w:after="240"/>
-        <w:rPr>
-          <w:rFonts w:cs="Calibri"/>
-        </w:rPr>
-      </w:pPr>
     </w:p>
     <w:p>
       <w:pPr>
@@ -1798,7 +1732,7 @@
                     <pic:cNvPicPr/>
                   </pic:nvPicPr>
                   <pic:blipFill>
-                    <a:blip r:embed="rId24"/>
+                    <a:blip r:embed="rId23"/>
                     <a:stretch>
                       <a:fillRect/>
                     </a:stretch>
@@ -1962,7 +1896,7 @@
       </w:r>
     </w:p>
     <w:sectPr>
-      <w:footerReference w:type="default" r:id="rId25"/>
+      <w:footerReference w:type="default" r:id="rId24"/>
       <w:pgSz w:w="12240" w:h="15840"/>
       <w:pgMar w:top="1440" w:right="1440" w:bottom="1440" w:left="1440" w:header="708" w:footer="708" w:gutter="0"/>
       <w:cols w:space="720"/>

--- a/content/articles/HairProVoices_Y2K-Hair-Is-Back_-5-Throwback-Trends-Making-a-Comeback_2026-08-17.docx
+++ b/content/articles/HairProVoices_Y2K-Hair-Is-Back_-5-Throwback-Trends-Making-a-Comeback_2026-08-17.docx
@@ -1336,7 +1336,7 @@
         </w:rPr>
         <w:lastRenderedPageBreak/>
         <w:drawing>
-          <wp:inline distT="0" distB="0" distL="0" distR="0" wp14:anchorId="311EB363" wp14:editId="0550D876">
+          <wp:inline distT="0" distB="0" distL="0" distR="0" wp14:anchorId="7D722D39" wp14:editId="55C9D156">
             <wp:extent cx="5943600" cy="3343275"/>
             <wp:effectExtent l="0" t="0" r="0" b="0"/>
             <wp:docPr id="1561897859" name="Picture 19" descr="You can experiment with different hair parts, some even shaped as stars."/>
@@ -1371,15 +1371,38 @@
           </wp:inline>
         </w:drawing>
       </w:r>
+    </w:p>
+    <w:p>
+      <w:pPr>
+        <w:spacing w:after="200" w:line="276" w:lineRule="auto"/>
+        <w:rPr>
+          <w:rFonts w:cs="Calibri"/>
+        </w:rPr>
+      </w:pPr>
       <w:r>
         <w:rPr>
           <w:rFonts w:cs="Calibri"/>
+        </w:rPr>
+        <w:br w:type="page"/>
+      </w:r>
+    </w:p>
+    <w:p>
+      <w:pPr>
+        <w:spacing w:before="240" w:after="240"/>
+        <w:rPr>
+          <w:rFonts w:cs="Calibri"/>
+        </w:rPr>
+      </w:pPr>
+      <w:r>
+        <w:rPr>
+          <w:rFonts w:cs="Calibri"/>
           <w:noProof/>
         </w:rPr>
+        <w:lastRenderedPageBreak/>
         <w:drawing>
-          <wp:inline distT="0" distB="0" distL="0" distR="0" wp14:anchorId="5781368D" wp14:editId="62E5F789">
-            <wp:extent cx="5941927" cy="3075709"/>
-            <wp:effectExtent l="0" t="0" r="1905" b="0"/>
+          <wp:inline distT="0" distB="0" distL="0" distR="0" wp14:anchorId="5781368D" wp14:editId="664B2AAE">
+            <wp:extent cx="5941146" cy="3574473"/>
+            <wp:effectExtent l="0" t="0" r="2540" b="0"/>
             <wp:docPr id="12342236" name="Picture 18" descr="A half up-half down hairstyle can also create the same sleek style."/>
             <wp:cNvGraphicFramePr>
               <a:graphicFrameLocks xmlns:a="http://schemas.openxmlformats.org/drawingml/2006/main" noChangeAspect="1"/>
@@ -1393,7 +1416,7 @@
                   </pic:nvPicPr>
                   <pic:blipFill rotWithShape="1">
                     <a:blip r:embed="rId20"/>
-                    <a:srcRect l="10630" t="10630" r="2087" b="29130"/>
+                    <a:srcRect l="17230" t="9432" r="12819" b="34454"/>
                     <a:stretch>
                       <a:fillRect/>
                     </a:stretch>
@@ -1401,7 +1424,7 @@
                   <pic:spPr bwMode="auto">
                     <a:xfrm>
                       <a:off x="0" y="0"/>
-                      <a:ext cx="5967522" cy="3088958"/>
+                      <a:ext cx="5967522" cy="3590342"/>
                     </a:xfrm>
                     <a:prstGeom prst="rect">
                       <a:avLst/>
@@ -1467,7 +1490,6 @@
         </w:numPr>
       </w:pPr>
       <w:r>
-        <w:lastRenderedPageBreak/>
         <w:t>Raccoon Tails and Leopard Print Are Taking Hair Color to the Wild Side</w:t>
       </w:r>
     </w:p>
@@ -1525,6 +1547,7 @@
           <w:rFonts w:cs="Calibri"/>
           <w:noProof/>
         </w:rPr>
+        <w:lastRenderedPageBreak/>
         <w:drawing>
           <wp:inline distT="0" distB="0" distL="0" distR="0" wp14:anchorId="651A0EA9" wp14:editId="7A40FB19">
             <wp:extent cx="5943600" cy="4457700"/>
